--- a/links dados.docx
+++ b/links dados.docx
@@ -327,23 +327,322 @@
           <w:ilvl w:val="0"/>
           <w:numId w:val="1"/>
         </w:numPr>
-      </w:pPr>
-      <w:r>
-        <w:t xml:space="preserve">City </w:t>
-      </w:r>
+        <w:rPr>
+          <w:lang w:val="en-US"/>
+        </w:rPr>
+      </w:pPr>
+      <w:r>
+        <w:rPr>
+          <w:lang w:val="en-US"/>
+        </w:rPr>
+        <w:t>City of San Francisco\Health Inspection</w:t>
+      </w:r>
+    </w:p>
+    <w:p>
+      <w:pPr>
+        <w:pStyle w:val="PargrafodaLista"/>
+        <w:numPr>
+          <w:ilvl w:val="1"/>
+          <w:numId w:val="1"/>
+        </w:numPr>
+        <w:rPr>
+          <w:lang w:val="en-US"/>
+        </w:rPr>
+      </w:pPr>
+      <w:hyperlink r:id="rId15" w:history="1">
+        <w:r>
+          <w:rPr>
+            <w:rStyle w:val="Hyperlink"/>
+            <w:lang w:val="en-US"/>
+          </w:rPr>
+          <w:t>https://catalog.data.gov/dataset/restaurant-scores-lives-standard</w:t>
+        </w:r>
+      </w:hyperlink>
+    </w:p>
+    <w:p>
+      <w:pPr>
+        <w:pStyle w:val="PargrafodaLista"/>
+        <w:numPr>
+          <w:ilvl w:val="1"/>
+          <w:numId w:val="1"/>
+        </w:numPr>
+        <w:rPr>
+          <w:lang w:val="en-US"/>
+        </w:rPr>
+      </w:pPr>
+      <w:hyperlink r:id="rId16" w:history="1">
+        <w:r>
+          <w:rPr>
+            <w:rStyle w:val="Hyperlink"/>
+            <w:lang w:val="en-US"/>
+          </w:rPr>
+          <w:t>https://catalog.data.gov/dataset/health-inspection-scores-2023-present</w:t>
+        </w:r>
+      </w:hyperlink>
+      <w:r>
+        <w:rPr>
+          <w:lang w:val="en-US"/>
+        </w:rPr>
+        <w:t xml:space="preserve"> </w:t>
+      </w:r>
+    </w:p>
+    <w:p>
+      <w:pPr>
+        <w:pStyle w:val="PargrafodaLista"/>
+        <w:numPr>
+          <w:ilvl w:val="0"/>
+          <w:numId w:val="1"/>
+        </w:numPr>
+        <w:rPr>
+          <w:lang w:val="en-US"/>
+        </w:rPr>
+      </w:pPr>
+      <w:r>
+        <w:rPr>
+          <w:lang w:val="en-US"/>
+        </w:rPr>
+        <w:t>Department of Education\Common Core of Data Nonfiscal</w:t>
+      </w:r>
+    </w:p>
+    <w:p>
+      <w:pPr>
+        <w:pStyle w:val="PargrafodaLista"/>
+        <w:numPr>
+          <w:ilvl w:val="1"/>
+          <w:numId w:val="1"/>
+        </w:numPr>
+        <w:rPr>
+          <w:lang w:val="en-US"/>
+        </w:rPr>
+      </w:pPr>
+      <w:hyperlink r:id="rId17" w:history="1">
+        <w:r>
+          <w:rPr>
+            <w:rStyle w:val="Hyperlink"/>
+            <w:lang w:val="en-US"/>
+          </w:rPr>
+          <w:t>https://catalog.data.gov/dataset/common-core-of-data-nonfiscal-survey-1986-87-9ffb4</w:t>
+        </w:r>
+      </w:hyperlink>
+    </w:p>
+    <w:p>
+      <w:pPr>
+        <w:pStyle w:val="PargrafodaLista"/>
+        <w:numPr>
+          <w:ilvl w:val="1"/>
+          <w:numId w:val="1"/>
+        </w:numPr>
+        <w:rPr>
+          <w:lang w:val="en-US"/>
+        </w:rPr>
+      </w:pPr>
+      <w:hyperlink r:id="rId18" w:history="1">
+        <w:r>
+          <w:rPr>
+            <w:rStyle w:val="Hyperlink"/>
+            <w:lang w:val="en-US"/>
+          </w:rPr>
+          <w:t>https://catalog.data.gov/dataset/common-core-of-data-nonfiscal-survey-1991-92-21e32</w:t>
+        </w:r>
+      </w:hyperlink>
+    </w:p>
+    <w:p>
+      <w:pPr>
+        <w:pStyle w:val="PargrafodaLista"/>
+        <w:numPr>
+          <w:ilvl w:val="1"/>
+          <w:numId w:val="1"/>
+        </w:numPr>
+        <w:rPr>
+          <w:lang w:val="en-US"/>
+        </w:rPr>
+      </w:pPr>
+      <w:hyperlink r:id="rId19" w:history="1">
+        <w:r>
+          <w:rPr>
+            <w:rStyle w:val="Hyperlink"/>
+            <w:lang w:val="en-US"/>
+          </w:rPr>
+          <w:t>https://catalog.data.gov/dataset/common-core-of-data-nonfiscal-survey-2011-12-9c5f1</w:t>
+        </w:r>
+      </w:hyperlink>
+      <w:r>
+        <w:rPr>
+          <w:lang w:val="en-US"/>
+        </w:rPr>
+        <w:t xml:space="preserve"> </w:t>
+      </w:r>
+    </w:p>
+    <w:p>
+      <w:pPr>
+        <w:pStyle w:val="PargrafodaLista"/>
+        <w:numPr>
+          <w:ilvl w:val="0"/>
+          <w:numId w:val="1"/>
+        </w:numPr>
+        <w:rPr>
+          <w:lang w:val="en-US"/>
+        </w:rPr>
+      </w:pPr>
+      <w:r>
+        <w:rPr>
+          <w:lang w:val="en-US"/>
+        </w:rPr>
+        <w:t>State of Connecticut\Municipal Fiscal Indicators</w:t>
+      </w:r>
+    </w:p>
+    <w:p>
+      <w:pPr>
+        <w:pStyle w:val="PargrafodaLista"/>
+        <w:numPr>
+          <w:ilvl w:val="1"/>
+          <w:numId w:val="1"/>
+        </w:numPr>
+        <w:rPr>
+          <w:lang w:val="en-US"/>
+        </w:rPr>
+      </w:pPr>
+      <w:hyperlink r:id="rId20" w:history="1">
+        <w:r>
+          <w:rPr>
+            <w:rStyle w:val="Hyperlink"/>
+            <w:lang w:val="en-US"/>
+          </w:rPr>
+          <w:t>https://catalog.data.gov/dataset/municipal-fiscal-indicators-2007-2012</w:t>
+        </w:r>
+      </w:hyperlink>
+    </w:p>
+    <w:p>
+      <w:pPr>
+        <w:pStyle w:val="PargrafodaLista"/>
+        <w:numPr>
+          <w:ilvl w:val="1"/>
+          <w:numId w:val="1"/>
+        </w:numPr>
+        <w:rPr>
+          <w:lang w:val="en-US"/>
+        </w:rPr>
+      </w:pPr>
+      <w:hyperlink r:id="rId21" w:history="1">
+        <w:r>
+          <w:rPr>
+            <w:rStyle w:val="Hyperlink"/>
+            <w:lang w:val="en-US"/>
+          </w:rPr>
+          <w:t>https://catalog.data.gov/dataset/municipal-fiscal-indicators-2019</w:t>
+        </w:r>
+      </w:hyperlink>
+      <w:r>
+        <w:rPr>
+          <w:lang w:val="en-US"/>
+        </w:rPr>
+        <w:t xml:space="preserve"> </w:t>
+      </w:r>
+    </w:p>
+    <w:p>
+      <w:pPr>
+        <w:pStyle w:val="PargrafodaLista"/>
+        <w:numPr>
+          <w:ilvl w:val="0"/>
+          <w:numId w:val="1"/>
+        </w:numPr>
+        <w:rPr>
+          <w:lang w:val="en-US"/>
+        </w:rPr>
+      </w:pPr>
+      <w:r>
+        <w:rPr>
+          <w:lang w:val="en-US"/>
+        </w:rPr>
+        <w:lastRenderedPageBreak/>
+        <w:t>State of New York\Patient Characteristics</w:t>
+      </w:r>
+    </w:p>
+    <w:p>
+      <w:pPr>
+        <w:pStyle w:val="PargrafodaLista"/>
+        <w:numPr>
+          <w:ilvl w:val="1"/>
+          <w:numId w:val="1"/>
+        </w:numPr>
+        <w:rPr>
+          <w:lang w:val="en-US"/>
+        </w:rPr>
+      </w:pPr>
+      <w:hyperlink r:id="rId22" w:history="1">
+        <w:r>
+          <w:rPr>
+            <w:rStyle w:val="Hyperlink"/>
+            <w:lang w:val="en-US"/>
+          </w:rPr>
+          <w:t>https://catalog.data.gov/dataset/patient-characteristics-survey-pcs-2022-persons-served-by-survey-year-region-of-provider-g</w:t>
+        </w:r>
+      </w:hyperlink>
+    </w:p>
+    <w:p>
+      <w:pPr>
+        <w:pStyle w:val="PargrafodaLista"/>
+        <w:numPr>
+          <w:ilvl w:val="1"/>
+          <w:numId w:val="1"/>
+        </w:numPr>
+        <w:rPr>
+          <w:lang w:val="en-US"/>
+        </w:rPr>
+      </w:pPr>
+      <w:hyperlink r:id="rId23" w:history="1">
+        <w:r>
+          <w:rPr>
+            <w:rStyle w:val="Hyperlink"/>
+            <w:lang w:val="en-US"/>
+          </w:rPr>
+          <w:t>https://catalog.data.gov/dataset/patient-characteristics-survey-pcs-2013</w:t>
+        </w:r>
+      </w:hyperlink>
+      <w:r>
+        <w:rPr>
+          <w:lang w:val="en-US"/>
+        </w:rPr>
+        <w:t xml:space="preserve"> </w:t>
+      </w:r>
+    </w:p>
+    <w:p>
+      <w:pPr>
+        <w:pStyle w:val="PargrafodaLista"/>
+        <w:numPr>
+          <w:ilvl w:val="0"/>
+          <w:numId w:val="1"/>
+        </w:numPr>
+      </w:pPr>
       <w:proofErr w:type="spellStart"/>
       <w:r>
+        <w:t>State</w:t>
+      </w:r>
+      <w:proofErr w:type="spellEnd"/>
+      <w:r>
+        <w:t xml:space="preserve"> </w:t>
+      </w:r>
+      <w:proofErr w:type="spellStart"/>
+      <w:r>
         <w:t>of</w:t>
       </w:r>
       <w:proofErr w:type="spellEnd"/>
       <w:r>
-        <w:t xml:space="preserve"> San Francisco\Health </w:t>
+        <w:t xml:space="preserve"> Washington\</w:t>
       </w:r>
       <w:proofErr w:type="spellStart"/>
       <w:r>
-        <w:t>Inspection</w:t>
+        <w:t>Agency</w:t>
       </w:r>
       <w:proofErr w:type="spellEnd"/>
+      <w:r>
+        <w:t xml:space="preserve"> </w:t>
+      </w:r>
+      <w:proofErr w:type="spellStart"/>
+      <w:r>
+        <w:t>Contracts</w:t>
+      </w:r>
+      <w:proofErr w:type="spellEnd"/>
     </w:p>
     <w:p>
       <w:pPr>
@@ -353,12 +652,12 @@
           <w:numId w:val="1"/>
         </w:numPr>
       </w:pPr>
-      <w:hyperlink r:id="rId15" w:history="1">
-        <w:r>
-          <w:rPr>
-            <w:rStyle w:val="Hyperlink"/>
-          </w:rPr>
-          <w:t>https://catalog.data.gov/dataset/restaurant-scores-lives-standard</w:t>
+      <w:hyperlink r:id="rId24" w:history="1">
+        <w:r>
+          <w:rPr>
+            <w:rStyle w:val="Hyperlink"/>
+          </w:rPr>
+          <w:t>https://catalog.data.gov/dataset/agency-contracts-fiscal-year-2014</w:t>
         </w:r>
       </w:hyperlink>
     </w:p>
@@ -370,179 +669,203 @@
           <w:numId w:val="1"/>
         </w:numPr>
       </w:pPr>
-      <w:hyperlink r:id="rId16" w:history="1">
-        <w:r>
-          <w:rPr>
-            <w:rStyle w:val="Hyperlink"/>
-          </w:rPr>
-          <w:t>https://catalog.data.gov/dataset/health-inspection-scores-2023-present</w:t>
+      <w:hyperlink r:id="rId25" w:history="1">
+        <w:r>
+          <w:rPr>
+            <w:rStyle w:val="Hyperlink"/>
+          </w:rPr>
+          <w:t>https://catalog.data.gov/dataset/agency-contracts-fiscal-year-2019</w:t>
+        </w:r>
+      </w:hyperlink>
+    </w:p>
+    <w:p>
+      <w:pPr>
+        <w:pStyle w:val="PargrafodaLista"/>
+        <w:numPr>
+          <w:ilvl w:val="1"/>
+          <w:numId w:val="1"/>
+        </w:numPr>
+      </w:pPr>
+      <w:hyperlink r:id="rId26" w:history="1">
+        <w:r>
+          <w:rPr>
+            <w:rStyle w:val="Hyperlink"/>
+          </w:rPr>
+          <w:t>https://catalog.data.gov/dataset/agency-contracts-fiscal-year-2024</w:t>
         </w:r>
       </w:hyperlink>
       <w:r>
         <w:t xml:space="preserve"> </w:t>
       </w:r>
     </w:p>
-    <w:p>
-      <w:pPr>
-        <w:pStyle w:val="PargrafodaLista"/>
-        <w:numPr>
-          <w:ilvl w:val="0"/>
-          <w:numId w:val="1"/>
-        </w:numPr>
-      </w:pPr>
-      <w:proofErr w:type="spellStart"/>
-      <w:r>
-        <w:t>Department</w:t>
-      </w:r>
-      <w:proofErr w:type="spellEnd"/>
+    <w:p/>
+    <w:p>
+      <w:hyperlink r:id="rId27" w:history="1">
+        <w:r>
+          <w:rPr>
+            <w:rStyle w:val="Hyperlink"/>
+          </w:rPr>
+          <w:t>https://open.canada.ca/en</w:t>
+        </w:r>
+      </w:hyperlink>
       <w:r>
         <w:t xml:space="preserve"> </w:t>
       </w:r>
-      <w:proofErr w:type="spellStart"/>
-      <w:r>
-        <w:t>of</w:t>
-      </w:r>
-      <w:proofErr w:type="spellEnd"/>
+    </w:p>
+    <w:p/>
+    <w:p>
+      <w:hyperlink r:id="rId28" w:history="1">
+        <w:r>
+          <w:rPr>
+            <w:rStyle w:val="Hyperlink"/>
+          </w:rPr>
+          <w:t>https://data.europa.eu/en</w:t>
+        </w:r>
+      </w:hyperlink>
+      <w:r>
+        <w:t xml:space="preserve">  </w:t>
+      </w:r>
+    </w:p>
+    <w:p/>
+    <w:p>
+      <w:hyperlink r:id="rId29" w:history="1">
+        <w:r>
+          <w:rPr>
+            <w:rStyle w:val="Hyperlink"/>
+          </w:rPr>
+          <w:t>https://www.data.gov.uk/</w:t>
+        </w:r>
+      </w:hyperlink>
+    </w:p>
+    <w:p/>
+    <w:p>
+      <w:hyperlink r:id="rId30" w:history="1">
+        <w:r>
+          <w:rPr>
+            <w:rStyle w:val="Hyperlink"/>
+          </w:rPr>
+          <w:t>https://github.com/awesomedata/awesome-public-datasets/tree/master?tab=readme-ov-file</w:t>
+        </w:r>
+      </w:hyperlink>
+    </w:p>
+    <w:p>
+      <w:r>
+        <w:br/>
+      </w:r>
+      <w:hyperlink r:id="rId31" w:history="1">
+        <w:r>
+          <w:rPr>
+            <w:rStyle w:val="Hyperlink"/>
+          </w:rPr>
+          <w:t>https://cienciadedados.notion.site/bancos-de-dados</w:t>
+        </w:r>
+      </w:hyperlink>
+    </w:p>
+    <w:p/>
+    <w:p>
+      <w:hyperlink r:id="rId32" w:history="1">
+        <w:r>
+          <w:rPr>
+            <w:rStyle w:val="Hyperlink"/>
+          </w:rPr>
+          <w:t>https://github.com/juliohm/awesome-brazil-data</w:t>
+        </w:r>
+      </w:hyperlink>
+    </w:p>
+    <w:p/>
+    <w:p>
+      <w:hyperlink r:id="rId33" w:history="1">
+        <w:r>
+          <w:rPr>
+            <w:rStyle w:val="Hyperlink"/>
+          </w:rPr>
+          <w:t>https://data.fivethirtyeight.com/</w:t>
+        </w:r>
+      </w:hyperlink>
       <w:r>
         <w:t xml:space="preserve"> </w:t>
       </w:r>
-      <w:proofErr w:type="spellStart"/>
-      <w:r>
-        <w:t>Education</w:t>
-      </w:r>
-      <w:proofErr w:type="spellEnd"/>
-      <w:r>
-        <w:t xml:space="preserve">\Common Core </w:t>
-      </w:r>
-      <w:proofErr w:type="spellStart"/>
-      <w:r>
-        <w:t>of</w:t>
-      </w:r>
-      <w:proofErr w:type="spellEnd"/>
-      <w:r>
-        <w:t xml:space="preserve"> Data </w:t>
-      </w:r>
-      <w:proofErr w:type="spellStart"/>
-      <w:r>
-        <w:t>Nonfiscal</w:t>
-      </w:r>
-      <w:proofErr w:type="spellEnd"/>
-    </w:p>
-    <w:p>
-      <w:pPr>
-        <w:pStyle w:val="PargrafodaLista"/>
-        <w:numPr>
-          <w:ilvl w:val="1"/>
-          <w:numId w:val="1"/>
-        </w:numPr>
-      </w:pPr>
-      <w:hyperlink r:id="rId17" w:history="1">
-        <w:r>
-          <w:rPr>
-            <w:rStyle w:val="Hyperlink"/>
-          </w:rPr>
-          <w:t>https://catalog.data.gov/dataset/common-core-of-data-nonfiscal-survey-1986-87-9ffb4</w:t>
-        </w:r>
-      </w:hyperlink>
-    </w:p>
-    <w:p>
-      <w:pPr>
-        <w:pStyle w:val="PargrafodaLista"/>
-        <w:numPr>
-          <w:ilvl w:val="1"/>
-          <w:numId w:val="1"/>
-        </w:numPr>
-      </w:pPr>
-      <w:hyperlink r:id="rId18" w:history="1">
-        <w:r>
-          <w:rPr>
-            <w:rStyle w:val="Hyperlink"/>
-          </w:rPr>
-          <w:t>https://catalog.data.gov/dataset/common-core-of-data-nonfiscal-survey-1991-92-21e32</w:t>
-        </w:r>
-      </w:hyperlink>
-    </w:p>
-    <w:p>
-      <w:pPr>
-        <w:pStyle w:val="PargrafodaLista"/>
-        <w:numPr>
-          <w:ilvl w:val="1"/>
-          <w:numId w:val="1"/>
-        </w:numPr>
-      </w:pPr>
-      <w:hyperlink r:id="rId19" w:history="1">
-        <w:r>
-          <w:rPr>
-            <w:rStyle w:val="Hyperlink"/>
-          </w:rPr>
-          <w:t>https://catalog.data.gov/dataset/common-core-of-data-nonfiscal-survey-2011-12-9c5f1</w:t>
+    </w:p>
+    <w:p/>
+    <w:p>
+      <w:hyperlink r:id="rId34" w:history="1">
+        <w:r>
+          <w:rPr>
+            <w:rStyle w:val="Hyperlink"/>
+          </w:rPr>
+          <w:t>https://dados.gov.pt/pt/</w:t>
+        </w:r>
+      </w:hyperlink>
+    </w:p>
+    <w:p/>
+    <w:p>
+      <w:hyperlink r:id="rId35" w:history="1">
+        <w:r>
+          <w:rPr>
+            <w:rStyle w:val="Hyperlink"/>
+          </w:rPr>
+          <w:t>https://data.lacity.org/</w:t>
+        </w:r>
+      </w:hyperlink>
+    </w:p>
+    <w:p/>
+    <w:p>
+      <w:hyperlink r:id="rId36" w:history="1">
+        <w:r>
+          <w:rPr>
+            <w:rStyle w:val="Hyperlink"/>
+          </w:rPr>
+          <w:t>https://data.cityofnewyork.us/</w:t>
+        </w:r>
+      </w:hyperlink>
+    </w:p>
+    <w:p/>
+    <w:p>
+      <w:hyperlink r:id="rId37" w:history="1">
+        <w:r>
+          <w:rPr>
+            <w:rStyle w:val="Hyperlink"/>
+          </w:rPr>
+          <w:t>http://dadosabertos.ibama.gov.br</w:t>
+        </w:r>
+      </w:hyperlink>
+    </w:p>
+    <w:p/>
+    <w:p>
+      <w:hyperlink r:id="rId38" w:history="1">
+        <w:r>
+          <w:rPr>
+            <w:rStyle w:val="Hyperlink"/>
+          </w:rPr>
+          <w:t>https://data.gov/</w:t>
         </w:r>
       </w:hyperlink>
       <w:r>
         <w:t xml:space="preserve"> </w:t>
       </w:r>
     </w:p>
-    <w:p>
-      <w:pPr>
-        <w:pStyle w:val="PargrafodaLista"/>
-        <w:numPr>
-          <w:ilvl w:val="0"/>
-          <w:numId w:val="1"/>
-        </w:numPr>
-      </w:pPr>
-      <w:proofErr w:type="spellStart"/>
-      <w:r>
-        <w:t>State</w:t>
-      </w:r>
-      <w:proofErr w:type="spellEnd"/>
+    <w:p/>
+    <w:p>
+      <w:hyperlink r:id="rId39" w:history="1">
+        <w:r>
+          <w:rPr>
+            <w:rStyle w:val="Hyperlink"/>
+          </w:rPr>
+          <w:t>https://ourworldindata.org/</w:t>
+        </w:r>
+      </w:hyperlink>
       <w:r>
         <w:t xml:space="preserve"> </w:t>
       </w:r>
-      <w:proofErr w:type="spellStart"/>
-      <w:r>
-        <w:t>of</w:t>
-      </w:r>
-      <w:proofErr w:type="spellEnd"/>
-      <w:r>
-        <w:t xml:space="preserve"> Connecticut\Municipal Fiscal </w:t>
-      </w:r>
-      <w:proofErr w:type="spellStart"/>
-      <w:r>
-        <w:t>Indicators</w:t>
-      </w:r>
-      <w:proofErr w:type="spellEnd"/>
-    </w:p>
-    <w:p>
-      <w:pPr>
-        <w:pStyle w:val="PargrafodaLista"/>
-        <w:numPr>
-          <w:ilvl w:val="1"/>
-          <w:numId w:val="1"/>
-        </w:numPr>
-      </w:pPr>
-      <w:hyperlink r:id="rId20" w:history="1">
-        <w:r>
-          <w:rPr>
-            <w:rStyle w:val="Hyperlink"/>
-          </w:rPr>
-          <w:t>https://catalog.data.gov/dataset/municipal-fiscal-indicators-2007-2012</w:t>
-        </w:r>
-      </w:hyperlink>
-    </w:p>
-    <w:p>
-      <w:pPr>
-        <w:pStyle w:val="PargrafodaLista"/>
-        <w:numPr>
-          <w:ilvl w:val="1"/>
-          <w:numId w:val="1"/>
-        </w:numPr>
-      </w:pPr>
-      <w:hyperlink r:id="rId21" w:history="1">
-        <w:r>
-          <w:rPr>
-            <w:rStyle w:val="Hyperlink"/>
-          </w:rPr>
-          <w:t>https://catalog.data.gov/dataset/municipal-fiscal-indicators-2019</w:t>
+    </w:p>
+    <w:p/>
+    <w:p>
+      <w:hyperlink r:id="rId40" w:history="1">
+        <w:r>
+          <w:rPr>
+            <w:rStyle w:val="Hyperlink"/>
+          </w:rPr>
+          <w:t>https://basedosdados.org/</w:t>
         </w:r>
       </w:hyperlink>
       <w:r>
@@ -550,169 +873,6 @@
       </w:r>
     </w:p>
     <w:p>
-      <w:pPr>
-        <w:pStyle w:val="PargrafodaLista"/>
-        <w:numPr>
-          <w:ilvl w:val="0"/>
-          <w:numId w:val="1"/>
-        </w:numPr>
-      </w:pPr>
-      <w:proofErr w:type="spellStart"/>
-      <w:r>
-        <w:lastRenderedPageBreak/>
-        <w:t>State</w:t>
-      </w:r>
-      <w:proofErr w:type="spellEnd"/>
-      <w:r>
-        <w:t xml:space="preserve"> </w:t>
-      </w:r>
-      <w:proofErr w:type="spellStart"/>
-      <w:r>
-        <w:t>of</w:t>
-      </w:r>
-      <w:proofErr w:type="spellEnd"/>
-      <w:r>
-        <w:t xml:space="preserve"> New York\</w:t>
-      </w:r>
-      <w:proofErr w:type="spellStart"/>
-      <w:r>
-        <w:t>Patient</w:t>
-      </w:r>
-      <w:proofErr w:type="spellEnd"/>
-      <w:r>
-        <w:t xml:space="preserve"> </w:t>
-      </w:r>
-      <w:proofErr w:type="spellStart"/>
-      <w:r>
-        <w:t>Characteristics</w:t>
-      </w:r>
-      <w:proofErr w:type="spellEnd"/>
-    </w:p>
-    <w:p>
-      <w:pPr>
-        <w:pStyle w:val="PargrafodaLista"/>
-        <w:numPr>
-          <w:ilvl w:val="1"/>
-          <w:numId w:val="1"/>
-        </w:numPr>
-      </w:pPr>
-      <w:hyperlink r:id="rId22" w:history="1">
-        <w:r>
-          <w:rPr>
-            <w:rStyle w:val="Hyperlink"/>
-          </w:rPr>
-          <w:t>https://catalog.data.gov/dataset/patient-characteristics-survey-pcs-2022-persons-served-by-survey-year-region-of-provider-g</w:t>
-        </w:r>
-      </w:hyperlink>
-    </w:p>
-    <w:p>
-      <w:pPr>
-        <w:pStyle w:val="PargrafodaLista"/>
-        <w:numPr>
-          <w:ilvl w:val="1"/>
-          <w:numId w:val="1"/>
-        </w:numPr>
-      </w:pPr>
-      <w:hyperlink r:id="rId23" w:history="1">
-        <w:r>
-          <w:rPr>
-            <w:rStyle w:val="Hyperlink"/>
-          </w:rPr>
-          <w:t>https://catalog.data.gov/dataset/patient-characteristics-survey-pcs-2013</w:t>
-        </w:r>
-      </w:hyperlink>
-      <w:r>
-        <w:t xml:space="preserve"> </w:t>
-      </w:r>
-    </w:p>
-    <w:p>
-      <w:pPr>
-        <w:pStyle w:val="PargrafodaLista"/>
-        <w:numPr>
-          <w:ilvl w:val="0"/>
-          <w:numId w:val="1"/>
-        </w:numPr>
-      </w:pPr>
-      <w:proofErr w:type="spellStart"/>
-      <w:r>
-        <w:t>State</w:t>
-      </w:r>
-      <w:proofErr w:type="spellEnd"/>
-      <w:r>
-        <w:t xml:space="preserve"> </w:t>
-      </w:r>
-      <w:proofErr w:type="spellStart"/>
-      <w:r>
-        <w:t>of</w:t>
-      </w:r>
-      <w:proofErr w:type="spellEnd"/>
-      <w:r>
-        <w:t xml:space="preserve"> Washington\</w:t>
-      </w:r>
-      <w:proofErr w:type="spellStart"/>
-      <w:r>
-        <w:t>Agency</w:t>
-      </w:r>
-      <w:proofErr w:type="spellEnd"/>
-      <w:r>
-        <w:t xml:space="preserve"> </w:t>
-      </w:r>
-      <w:proofErr w:type="spellStart"/>
-      <w:r>
-        <w:t>Contracts</w:t>
-      </w:r>
-      <w:proofErr w:type="spellEnd"/>
-    </w:p>
-    <w:p>
-      <w:pPr>
-        <w:pStyle w:val="PargrafodaLista"/>
-        <w:numPr>
-          <w:ilvl w:val="1"/>
-          <w:numId w:val="1"/>
-        </w:numPr>
-      </w:pPr>
-      <w:hyperlink r:id="rId24" w:history="1">
-        <w:r>
-          <w:rPr>
-            <w:rStyle w:val="Hyperlink"/>
-          </w:rPr>
-          <w:t>https://catalog.data.gov/dataset/agency-contracts-fiscal-year-2014</w:t>
-        </w:r>
-      </w:hyperlink>
-    </w:p>
-    <w:p>
-      <w:pPr>
-        <w:pStyle w:val="PargrafodaLista"/>
-        <w:numPr>
-          <w:ilvl w:val="1"/>
-          <w:numId w:val="1"/>
-        </w:numPr>
-      </w:pPr>
-      <w:hyperlink r:id="rId25" w:history="1">
-        <w:r>
-          <w:rPr>
-            <w:rStyle w:val="Hyperlink"/>
-          </w:rPr>
-          <w:t>https://catalog.data.gov/dataset/agency-contracts-fiscal-year-2019</w:t>
-        </w:r>
-      </w:hyperlink>
-    </w:p>
-    <w:p>
-      <w:pPr>
-        <w:pStyle w:val="PargrafodaLista"/>
-        <w:numPr>
-          <w:ilvl w:val="1"/>
-          <w:numId w:val="1"/>
-        </w:numPr>
-      </w:pPr>
-      <w:hyperlink r:id="rId26" w:history="1">
-        <w:r>
-          <w:rPr>
-            <w:rStyle w:val="Hyperlink"/>
-          </w:rPr>
-          <w:t>https://catalog.data.gov/dataset/agency-contracts-fiscal-year-2024</w:t>
-        </w:r>
-      </w:hyperlink>
       <w:r>
         <w:t xml:space="preserve"> </w:t>
       </w:r>
@@ -1451,7 +1611,6 @@
   <w:style w:type="character" w:default="1" w:styleId="Fontepargpadro">
     <w:name w:val="Default Paragraph Font"/>
     <w:uiPriority w:val="1"/>
-    <w:semiHidden/>
     <w:unhideWhenUsed/>
   </w:style>
   <w:style w:type="table" w:default="1" w:styleId="Tabelanormal">
